--- a/submissions/midterm-report-draft.docx
+++ b/submissions/midterm-report-draft.docx
@@ -1404,12 +1404,12 @@
     </w:p>
     <w:p>
       <w:r>
-        <w:t xml:space="preserve">In the first six weeks the team built the core of the system, Tier 1, end to end. That covers a reconstruction service with eight stages (board pose, learned 3D reconstruction, metric alignment, segmentation, fusion, mesh cleanup, provenance and uncertainty, and export), a browser-based capture app, and a containerised deployment on a cloud GPU. On 16 October a real iPhone session went from photos to a coloured 3D model through that service.</w:t>
-      </w:r>
-    </w:p>
-    <w:p>
-      <w:r>
-        <w:t xml:space="preserve">Testing on real photographs exposed three systematic problems that the synthetic unit tests could not: stray low-confidence points, a misplaced board plane, and a 4–9% scale error. The first two are fixed. The third has a diagnosed cause and a planned fix. Still to come are the ground-truth calibration study, Tier 2 inspection, and the five generative-AI components, which are the priority for the second half of the term. Since this draft was first written, the ground-truth lane has been scoped into nine stories (G-01–G-09) and the inspection lane into five (I-01–I-05, pull request #159 in review) — neither has started, but both are now concrete work, not placeholders.</w:t>
+        <w:t xml:space="preserve">In the first six weeks the team built the core of the system, Tier 1, end to end. That covers a reconstruction service with eight stages (board pose, learned 3D reconstruction, metric alignment, segmentation, fusion, mesh cleanup, provenance and uncertainty, and export), a browser-based capture app, and a containerised deployment on a cloud GPU. By 15 October the reconstruction service and the capture app were each proven independently; connecting them on a real phone was the one link not yet confirmed end to end.</w:t>
+      </w:r>
+    </w:p>
+    <w:p>
+      <w:r>
+        <w:t xml:space="preserve">Testing on real photographs exposed three systematic problems that the synthetic unit tests could not: stray low-confidence points, a misplaced board plane, and a 4–9% scale error. The first two are fixed. The third has a diagnosed cause and a planned fix. Still to come are the ground-truth calibration study, Tier 2 inspection, and the five generative-AI components, which are the priority for the second half of the term.</w:t>
       </w:r>
     </w:p>
     <w:p>
@@ -1672,7 +1672,7 @@
                 <w:sz w:val="18"/>
                 <w:szCs w:val="18"/>
               </w:rPr>
-              <w:t xml:space="preserve">Status (16 Oct)</w:t>
+              <w:t xml:space="preserve">Status (15 Oct)</w:t>
             </w:r>
           </w:p>
         </w:tc>
@@ -2276,7 +2276,7 @@
                 <w:sz w:val="18"/>
                 <w:szCs w:val="18"/>
               </w:rPr>
-              <w:t xml:space="preserve">Shared GPU workspace (F-05); golden capture set (F-06, with Tabeen); camera calibration (R-03); MASt3R and COLMAP backbones (R-11, R-12); reconstruction API service (R-14); σ baseline (R-19); result screen, mock service, 3D viewer and provenance colouring (C-10–C-12); claimed the metric-scale fix (R-23, PR #152, in review)</w:t>
+              <w:t xml:space="preserve">Shared GPU workspace (F-05); golden capture set (F-06, with Tabeen); camera calibration (R-03); MASt3R and COLMAP backbones (R-11, R-12); reconstruction API service (R-14); σ baseline (R-19); result screen, mock service, 3D viewer and provenance colouring (C-10–C-12)</w:t>
             </w:r>
           </w:p>
         </w:tc>
@@ -2536,7 +2536,7 @@
                 <w:sz w:val="18"/>
                 <w:szCs w:val="18"/>
               </w:rPr>
-              <w:t xml:space="preserve">Repository and branch protection, API contract (F-01, F-03); board detection and camera pose (R-02); latency instrumentation (R-13); container and cloud deployment (R-15); real-data checks and fixes (R-17, R-20–R-22, R-24); upload page and camera permission (C-01, C-02); next-view scoring (C-08, merged); first phone session (C-13, with Yashi); started tracking planning work itself and wrote up the ground-truth and inspection lanes (P-20–P-25, G-01–G-09, D-052)</w:t>
+              <w:t xml:space="preserve">Repository and branch protection, API contract (F-01, F-03); board detection and camera pose (R-02); latency instrumentation (R-13); container and cloud deployment (R-15); real-data checks and fixes (R-17, R-20–R-22, R-24); upload page and camera permission (C-01, C-02); next-view scoring (C-08, in review); the first real-phone attempt (C-13, with Yashi)</w:t>
             </w:r>
           </w:p>
         </w:tc>
@@ -4148,7 +4148,7 @@
         <w:t xml:space="preserve">R-23</w:t>
       </w:r>
       <w:r>
-        <w:t xml:space="preserve">, anchors the scale on the board corners actually visible in the scene instead of on camera centres. It is pull request #152, in review as of 20 October.</w:t>
+        <w:t xml:space="preserve">, anchors the scale on the board corners actually visible in the scene instead of on camera centres. R-22 filed it; it is not yet claimed.</w:t>
       </w:r>
     </w:p>
     <w:p>
@@ -5496,7 +5496,7 @@
     </w:p>
     <w:p>
       <w:r>
-        <w:t xml:space="preserve">The capture app is a web page, so a supplier opens a link and installs nothing. It is written in TypeScript with Vite and no UI framework, and tested with Vitest (D-040). 12 of the 13 capture stories are merged; C-13, which connects the app to the real service, is pull request #146, in final review. Table 5 lists what each story added and how it was verified.</w:t>
+        <w:t xml:space="preserve">The capture app is a web page, so a supplier opens a link and installs nothing. It is written in TypeScript with Vite and no UI framework, and tested with Vitest (D-040). 11 of the 13 capture stories are merged; two are still open pull requests — C-08, next-view scoring (Section 9), and C-13, which connects the app to the real service (Section 10). Table 5 lists what each story added and how it was verified.</w:t>
       </w:r>
     </w:p>
     <w:p>
@@ -6862,7 +6862,7 @@
                 <w:sz w:val="18"/>
                 <w:szCs w:val="18"/>
               </w:rPr>
-              <w:t xml:space="preserve">Connection to the real service, plus the first real phone session (Section 10)</w:t>
+              <w:t xml:space="preserve">Connection to the real service (Section 10)</w:t>
             </w:r>
           </w:p>
         </w:tc>
@@ -6890,7 +6890,7 @@
                 <w:sz w:val="18"/>
                 <w:szCs w:val="18"/>
               </w:rPr>
-              <w:t xml:space="preserve">Device check (iPhone 16); PR #146 in final review</w:t>
+              <w:t xml:space="preserve">Two device-check attempts found a real integration gap; fix written, not yet re-verified on device; PR #146, in review</w:t>
             </w:r>
           </w:p>
         </w:tc>
@@ -6976,7 +6976,7 @@
                 <w:sz w:val="18"/>
                 <w:szCs w:val="18"/>
               </w:rPr>
-              <w:t xml:space="preserve">Unit tests on synthetic meshes; merged (#144, 4 h actual)</w:t>
+              <w:t xml:space="preserve">Unit tests on synthetic meshes; PR #144, in review</w:t>
             </w:r>
           </w:p>
         </w:tc>
@@ -7012,7 +7012,7 @@
     </w:p>
     <w:p>
       <w:r>
-        <w:t xml:space="preserve">Once the system knows which surface is unobserved, the next question is where to point the camera. Next-view scoring (C-08, merged 16 October as pull request #144) answers it. The story was built by Tabeen; it is presented here because it completes the capture-guidance thread.</w:t>
+        <w:t xml:space="preserve">Once the system knows which surface is unobserved, the next question is where to point the camera. Next-view scoring (C-08, pull request #144, in review) answers it. The story was built by Tabeen; it is presented here because it completes the capture-guidance thread.</w:t>
       </w:r>
     </w:p>
     <w:p>
@@ -7305,7 +7305,7 @@
         <w:pStyle w:val="Heading2"/>
       </w:pPr>
       <w:r>
-        <w:t xml:space="preserve">10.3 The first real phone session (C-13, 16 October)</w:t>
+        <w:t xml:space="preserve">10.3 The first real-phone attempt (C-13, 15 October)</w:t>
       </w:r>
     </w:p>
     <w:p>
@@ -7315,27 +7315,133 @@
     </w:p>
     <w:p>
       <w:r>
-        <w:t xml:space="preserve">Result: an iPhone 16 captured </w:t>
+        <w:t xml:space="preserve">Result: two real-phone sessions, 19 and 17 frames, both failed with </w:t>
       </w:r>
       <w:r>
         <w:rPr>
           <w:b/>
           <w:bCs/>
         </w:rPr>
-        <w:t xml:space="preserve">19 frames</w:t>
-      </w:r>
-      <w:r>
-        <w:t xml:space="preserve"> of a white rectangular object. The service returned a </w:t>
+        <w:t xml:space="preserve">zero camera poses</w:t>
+      </w:r>
+      <w:r>
+        <w:t xml:space="preserve">, even though the board was detected in every frame. Frames taken from the live camera preview carry no EXIF focal length, because they come through a canvas rather than the camera app, unlike the golden capture's Camera-app photos — so the board-pose stage had no focal length to pose with.</w:t>
+      </w:r>
+    </w:p>
+    <w:p>
+      <w:pPr>
+        <w:pStyle w:val="Heading2"/>
+      </w:pPr>
+      <w:r>
+        <w:t xml:space="preserve">10.4 What the first attempt taught us</w:t>
+      </w:r>
+    </w:p>
+    <w:p>
+      <w:r>
+        <w:t xml:space="preserve">The fix (D-050): when frames carry no focal length, the service calibrates the camera from the board itself, using the corners the board-detection stage already found, then re-poses every frame with that calibration. Reprocessing the first failed session's own 19 saved frames through the corrected pipeline validated the fix offline: calibration RMS 0.20 px, 18 of 19 frames posed, and the full pipeline then produced a metric result (observed fraction 0.17) in about 44 seconds. That is one reprocessed run on already-captured frames, not a live device confirming the fix end to end — getting that confirmation is the first item in Section 14's next steps.</w:t>
+      </w:r>
+    </w:p>
+    <w:p>
+      <w:r>
+        <w:t xml:space="preserve">Still open (O-005): how a browser should reach the cloud deployment. Three questions remain: whether the proxy's token check blocks the browser's preflight request, whether a token inside the app's code is acceptable, and the order code. The deployed service does not check order codes, so today any non-empty code would start a paid GPU run.</w:t>
+      </w:r>
+    </w:p>
+    <w:p>
+      <w:pPr>
+        <w:pStyle w:val="Heading1"/>
+      </w:pPr>
+      <w:r>
+        <w:t xml:space="preserve">11. Testing on Real Data</w:t>
+      </w:r>
+    </w:p>
+    <w:p>
+      <w:pPr>
+        <w:spacing w:after="160" w:before="0"/>
+      </w:pPr>
+      <w:r>
+        <w:rPr>
+          <w:i/>
+          <w:iCs/>
+          <w:color w:val="16697A"/>
+          <w:sz w:val="19"/>
+          <w:szCs w:val="19"/>
+        </w:rPr>
+        <w:t xml:space="preserve">Author: Tabeen</w:t>
+      </w:r>
+    </w:p>
+    <w:p>
+      <w:r>
+        <w:t xml:space="preserve">Every stage passed its unit tests on synthetic data before it merged. When we ran the full chain on all five golden objects and looked at the results (R-17), </w:t>
       </w:r>
       <w:r>
         <w:rPr>
           <w:b/>
           <w:bCs/>
         </w:rPr>
-        <w:t xml:space="preserve">metric</w:t>
-      </w:r>
-      <w:r>
-        <w:t xml:space="preserve"> model with an observed fraction of 0.16, and the phone displayed it, coloured by provenance. The model downloaded on the phone was byte-identical to the server's output (1,074,288 bytes; 31,557 vertices; 50,000 triangles). Figure 12 shows one captured frame and the model.</w:t>
+        <w:t xml:space="preserve">none passed</w:t>
+      </w:r>
+      <w:r>
+        <w:t xml:space="preserve"> a visual check. That was the most useful finding of the month, because it named three specific causes, and each one became its own story with measured numbers (Table 6).</w:t>
+      </w:r>
+    </w:p>
+    <w:p>
+      <w:pPr>
+        <w:pStyle w:val="ListParagraph"/>
+        <w:numPr>
+          <w:ilvl w:val="0"/>
+          <w:numId w:val="2"/>
+        </w:numPr>
+        <w:spacing w:after="80"/>
+      </w:pPr>
+      <w:r>
+        <w:rPr>
+          <w:b/>
+          <w:bCs/>
+        </w:rPr>
+        <w:t xml:space="preserve">Stray low-confidence points (R-20, R-24).</w:t>
+      </w:r>
+      <w:r>
+        <w:t xml:space="preserve"> VGGT gives every pixel a confidence, and the first version kept every pixel. About three quarters of pixels sit at the model's confidence floor. Sweeping the threshold on all five objects showed that almost all of the achievable cleanup happens just above that floor, and that going higher only removes real surface. The threshold is now 1.0001 (D-045), applied to the point cloud, to fusion, and (since R-24) to provenance. Figure 12 shows the effect.</w:t>
+      </w:r>
+    </w:p>
+    <w:p>
+      <w:pPr>
+        <w:pStyle w:val="ListParagraph"/>
+        <w:numPr>
+          <w:ilvl w:val="0"/>
+          <w:numId w:val="2"/>
+        </w:numPr>
+        <w:spacing w:after="80"/>
+      </w:pPr>
+      <w:r>
+        <w:rPr>
+          <w:b/>
+          <w:bCs/>
+        </w:rPr>
+        <w:t xml:space="preserve">The base of every part was cut off (R-21).</w:t>
+      </w:r>
+      <w:r>
+        <w:t xml:space="preserve"> Segmentation assumed the board sat at height zero, but it sat 1–5 mm lower, so the old cut landed 3.6–7.4 mm above the real board. On s-04 that removed a quarter of the part's 30 mm height. Segmentation now fits the real board plane (Section 6.1).</w:t>
+      </w:r>
+    </w:p>
+    <w:p>
+      <w:pPr>
+        <w:pStyle w:val="ListParagraph"/>
+        <w:numPr>
+          <w:ilvl w:val="0"/>
+          <w:numId w:val="2"/>
+        </w:numPr>
+        <w:spacing w:after="80"/>
+      </w:pPr>
+      <w:r>
+        <w:rPr>
+          <w:b/>
+          <w:bCs/>
+        </w:rPr>
+        <w:t xml:space="preserve">Everything comes out too small (R-22).</w:t>
+      </w:r>
+      <w:r>
+        <w:t xml:space="preserve"> The whole scene is 4–9% small because of the focal-length mismatch carried through camera-centre alignment (Section 5.3). R-23 is the fix.</w:t>
       </w:r>
     </w:p>
     <w:p>
@@ -7347,9 +7453,9 @@
       <w:r>
         <w:drawing>
           <wp:inline distT="0" distB="0" distL="0" distR="0">
-            <wp:extent cx="4752975" cy="2867025"/>
+            <wp:extent cx="4752975" cy="2276475"/>
             <wp:effectExtent t="0" r="0" b="0" l="0"/>
-            <wp:docPr id="12" name="phone" descr="The first real phone session (C-13, 16 October). (a) One of the 19 frames the app captured on an iPhone 16, at 480 × 640 pixels. (b) The model the service returned and the phone displayed, rendered here from the same file: teal is Observed, grey is U" title="Figure 12"/>
+            <wp:docPr id="12" name="confidence" descr="Effect of the confidence threshold (R-20) on golden sample s-05's segmented points. (a) Every pixel kept: 17.7% of points lie outside the part's main cluster. (b) Pixels at VGGT's confidence floor removed (threshold 1.0001, D-045): 2.5%. The part kee" title="Figure 12"/>
             <wp:cNvGraphicFramePr>
               <a:graphicFrameLocks xmlns:a="http://schemas.openxmlformats.org/drawingml/2006/main" noChangeAspect="1"/>
             </wp:cNvGraphicFramePr>
@@ -7372,879 +7478,6 @@
                   <pic:spPr bwMode="auto">
                     <a:xfrm>
                       <a:off x="0" y="0"/>
-                      <a:ext cx="4752975" cy="2867025"/>
-                    </a:xfrm>
-                    <a:prstGeom prst="rect">
-                      <a:avLst/>
-                    </a:prstGeom>
-                  </pic:spPr>
-                </pic:pic>
-              </a:graphicData>
-            </a:graphic>
-          </wp:inline>
-        </w:drawing>
-      </w:r>
-    </w:p>
-    <w:p>
-      <w:pPr>
-        <w:spacing w:after="220" w:before="60"/>
-      </w:pPr>
-      <w:r>
-        <w:rPr>
-          <w:b/>
-          <w:bCs/>
-          <w:color w:val="1A2326"/>
-          <w:sz w:val="19"/>
-          <w:szCs w:val="19"/>
-        </w:rPr>
-        <w:t xml:space="preserve">Figure 12. </w:t>
-      </w:r>
-      <w:r>
-        <w:rPr>
-          <w:color w:val="5F6E74"/>
-          <w:sz w:val="19"/>
-          <w:szCs w:val="19"/>
-        </w:rPr>
-        <w:t xml:space="preserve">The first real phone session (C-13, 16 October). (a) One of the 19 frames the app captured on an iPhone 16, at 480 × 640 pixels. (b) The model the service returned and the phone displayed, rendered here from the same file: teal is Observed, grey is Unobserved. The object is the Observed region; the surrounding surfaces are Unobserved fusion artifacts.</w:t>
-      </w:r>
-    </w:p>
-    <w:p>
-      <w:pPr>
-        <w:pStyle w:val="Heading2"/>
-      </w:pPr>
-      <w:r>
-        <w:t xml:space="preserve">10.4 What the phone taught us</w:t>
-      </w:r>
-    </w:p>
-    <w:p>
-      <w:r>
-        <w:t xml:space="preserve">The phone found problems the golden photos never could. Frames taken from the live camera preview carry </w:t>
-      </w:r>
-      <w:r>
-        <w:rPr>
-          <w:b/>
-          <w:bCs/>
-        </w:rPr>
-        <w:t xml:space="preserve">no EXIF focal length</w:t>
-      </w:r>
-      <w:r>
-        <w:t xml:space="preserve">, because they come through a canvas rather than the camera app, so the first two sessions could not pose a single frame. The service now calibrates the camera from the board itself when frames have no focal length (D-050). On the first failed session's frames, that gave a 0.20 px calibration error and posed 18 of 19 frames.</w:t>
-      </w:r>
-    </w:p>
-    <w:p>
-      <w:r>
-        <w:t xml:space="preserve">Even after that fix, only </w:t>
-      </w:r>
-      <w:r>
-        <w:rPr>
-          <w:b/>
-          <w:bCs/>
-        </w:rPr>
-        <w:t xml:space="preserve">2 of 7</w:t>
-      </w:r>
-      <w:r>
-        <w:t xml:space="preserve"> finished sessions produced a model (Table 6), and every failure reported its specific reason. Why phone frames fail the board-surface fit when golden photos do not is not yet known. The app's low capture resolution of 480 × 640 (it does not request a resolution), the board-calibrated lens model, and how much board each object leaves visible are all candidates. That investigation is the next recon-lane story.</w:t>
-      </w:r>
-    </w:p>
-    <w:p>
-      <w:pPr>
-        <w:keepNext/>
-        <w:spacing w:after="60" w:before="120"/>
-      </w:pPr>
-      <w:r>
-        <w:rPr>
-          <w:b/>
-          <w:bCs/>
-          <w:color w:val="1A2326"/>
-          <w:sz w:val="19"/>
-          <w:szCs w:val="19"/>
-        </w:rPr>
-        <w:t xml:space="preserve">Table 6. </w:t>
-      </w:r>
-      <w:r>
-        <w:rPr>
-          <w:color w:val="5F6E74"/>
-          <w:sz w:val="19"/>
-          <w:szCs w:val="19"/>
-        </w:rPr>
-        <w:t xml:space="preserve">Real phone sessions after the EXIF fix (D-050), from C-13's records. Two earlier sessions failed for lack of EXIF focal length before the fix; two more were abandoned before finishing.</w:t>
-      </w:r>
-    </w:p>
-    <w:tbl>
-      <w:tblPr>
-        <w:tblW w:type="dxa" w:w="9360"/>
-        <w:tblBorders>
-          <w:top w:val="single" w:color="CDD6D9" w:sz="4"/>
-          <w:left w:val="single" w:color="CDD6D9" w:sz="4"/>
-          <w:bottom w:val="single" w:color="CDD6D9" w:sz="4"/>
-          <w:right w:val="single" w:color="CDD6D9" w:sz="4"/>
-          <w:insideH w:val="single" w:color="CDD6D9" w:sz="4"/>
-          <w:insideV w:val="single" w:color="CDD6D9" w:sz="4"/>
-        </w:tblBorders>
-      </w:tblPr>
-      <w:tblGrid>
-        <w:gridCol w:w="1584"/>
-        <w:gridCol w:w="1080"/>
-        <w:gridCol w:w="6696"/>
-      </w:tblGrid>
-      <w:tr>
-        <w:trPr>
-          <w:cantSplit/>
-          <w:tblHeader/>
-        </w:trPr>
-        <w:tc>
-          <w:tcPr>
-            <w:tcW w:type="dxa" w:w="1584"/>
-            <w:shd w:fill="16697A" w:color="auto" w:val="clear"/>
-            <w:tcMar>
-              <w:top w:type="dxa" w:w="60"/>
-              <w:left w:type="dxa" w:w="90"/>
-              <w:bottom w:type="dxa" w:w="60"/>
-              <w:right w:type="dxa" w:w="90"/>
-            </w:tcMar>
-            <w:vAlign w:val="top"/>
-          </w:tcPr>
-          <w:p>
-            <w:pPr>
-              <w:spacing w:after="0" w:before="0" w:line="252"/>
-            </w:pPr>
-            <w:r>
-              <w:rPr>
-                <w:b/>
-                <w:bCs/>
-                <w:color w:val="FFFFFF"/>
-                <w:sz w:val="18"/>
-                <w:szCs w:val="18"/>
-              </w:rPr>
-              <w:t xml:space="preserve">Order code</w:t>
-            </w:r>
-          </w:p>
-        </w:tc>
-        <w:tc>
-          <w:tcPr>
-            <w:tcW w:type="dxa" w:w="1080"/>
-            <w:shd w:fill="16697A" w:color="auto" w:val="clear"/>
-            <w:tcMar>
-              <w:top w:type="dxa" w:w="60"/>
-              <w:left w:type="dxa" w:w="90"/>
-              <w:bottom w:type="dxa" w:w="60"/>
-              <w:right w:type="dxa" w:w="90"/>
-            </w:tcMar>
-            <w:vAlign w:val="top"/>
-          </w:tcPr>
-          <w:p>
-            <w:pPr>
-              <w:spacing w:after="0" w:before="0" w:line="252"/>
-            </w:pPr>
-            <w:r>
-              <w:rPr>
-                <w:b/>
-                <w:bCs/>
-                <w:color w:val="FFFFFF"/>
-                <w:sz w:val="18"/>
-                <w:szCs w:val="18"/>
-              </w:rPr>
-              <w:t xml:space="preserve">Frames</w:t>
-            </w:r>
-          </w:p>
-        </w:tc>
-        <w:tc>
-          <w:tcPr>
-            <w:tcW w:type="dxa" w:w="6696"/>
-            <w:shd w:fill="16697A" w:color="auto" w:val="clear"/>
-            <w:tcMar>
-              <w:top w:type="dxa" w:w="60"/>
-              <w:left w:type="dxa" w:w="90"/>
-              <w:bottom w:type="dxa" w:w="60"/>
-              <w:right w:type="dxa" w:w="90"/>
-            </w:tcMar>
-            <w:vAlign w:val="top"/>
-          </w:tcPr>
-          <w:p>
-            <w:pPr>
-              <w:spacing w:after="0" w:before="0" w:line="252"/>
-            </w:pPr>
-            <w:r>
-              <w:rPr>
-                <w:b/>
-                <w:bCs/>
-                <w:color w:val="FFFFFF"/>
-                <w:sz w:val="18"/>
-                <w:szCs w:val="18"/>
-              </w:rPr>
-              <w:t xml:space="preserve">Outcome</w:t>
-            </w:r>
-          </w:p>
-        </w:tc>
-      </w:tr>
-      <w:tr>
-        <w:trPr>
-          <w:cantSplit/>
-        </w:trPr>
-        <w:tc>
-          <w:tcPr>
-            <w:tcW w:type="dxa" w:w="1584"/>
-            <w:tcMar>
-              <w:top w:type="dxa" w:w="60"/>
-              <w:left w:type="dxa" w:w="90"/>
-              <w:bottom w:type="dxa" w:w="60"/>
-              <w:right w:type="dxa" w:w="90"/>
-            </w:tcMar>
-            <w:vAlign w:val="top"/>
-          </w:tcPr>
-          <w:p>
-            <w:pPr>
-              <w:spacing w:after="0" w:before="0" w:line="252"/>
-            </w:pPr>
-            <w:r>
-              <w:rPr>
-                <w:b/>
-                <w:bCs/>
-                <w:color w:val="1A2326"/>
-                <w:sz w:val="18"/>
-                <w:szCs w:val="18"/>
-              </w:rPr>
-              <w:t xml:space="preserve">222</w:t>
-            </w:r>
-          </w:p>
-        </w:tc>
-        <w:tc>
-          <w:tcPr>
-            <w:tcW w:type="dxa" w:w="1080"/>
-            <w:tcMar>
-              <w:top w:type="dxa" w:w="60"/>
-              <w:left w:type="dxa" w:w="90"/>
-              <w:bottom w:type="dxa" w:w="60"/>
-              <w:right w:type="dxa" w:w="90"/>
-            </w:tcMar>
-            <w:vAlign w:val="top"/>
-          </w:tcPr>
-          <w:p>
-            <w:pPr>
-              <w:spacing w:after="0" w:before="0" w:line="252"/>
-            </w:pPr>
-            <w:r>
-              <w:rPr>
-                <w:b w:val="false"/>
-                <w:bCs w:val="false"/>
-                <w:color w:val="1A2326"/>
-                <w:sz w:val="18"/>
-                <w:szCs w:val="18"/>
-              </w:rPr>
-              <w:t xml:space="preserve">15</w:t>
-            </w:r>
-          </w:p>
-        </w:tc>
-        <w:tc>
-          <w:tcPr>
-            <w:tcW w:type="dxa" w:w="6696"/>
-            <w:tcMar>
-              <w:top w:type="dxa" w:w="60"/>
-              <w:left w:type="dxa" w:w="90"/>
-              <w:bottom w:type="dxa" w:w="60"/>
-              <w:right w:type="dxa" w:w="90"/>
-            </w:tcMar>
-            <w:vAlign w:val="top"/>
-          </w:tcPr>
-          <w:p>
-            <w:pPr>
-              <w:spacing w:after="0" w:before="0" w:line="252"/>
-            </w:pPr>
-            <w:r>
-              <w:rPr>
-                <w:b w:val="false"/>
-                <w:bCs w:val="false"/>
-                <w:color w:val="1A2326"/>
-                <w:sz w:val="18"/>
-                <w:szCs w:val="18"/>
-              </w:rPr>
-              <w:t xml:space="preserve">Failed in fusion: too few board points near the fitted board surface</w:t>
-            </w:r>
-          </w:p>
-        </w:tc>
-      </w:tr>
-      <w:tr>
-        <w:trPr>
-          <w:cantSplit/>
-        </w:trPr>
-        <w:tc>
-          <w:tcPr>
-            <w:tcW w:type="dxa" w:w="1584"/>
-            <w:shd w:fill="EEF4F5" w:color="auto" w:val="clear"/>
-            <w:tcMar>
-              <w:top w:type="dxa" w:w="60"/>
-              <w:left w:type="dxa" w:w="90"/>
-              <w:bottom w:type="dxa" w:w="60"/>
-              <w:right w:type="dxa" w:w="90"/>
-            </w:tcMar>
-            <w:vAlign w:val="top"/>
-          </w:tcPr>
-          <w:p>
-            <w:pPr>
-              <w:spacing w:after="0" w:before="0" w:line="252"/>
-            </w:pPr>
-            <w:r>
-              <w:rPr>
-                <w:b/>
-                <w:bCs/>
-                <w:color w:val="1A2326"/>
-                <w:sz w:val="18"/>
-                <w:szCs w:val="18"/>
-              </w:rPr>
-              <w:t xml:space="preserve">223</w:t>
-            </w:r>
-          </w:p>
-        </w:tc>
-        <w:tc>
-          <w:tcPr>
-            <w:tcW w:type="dxa" w:w="1080"/>
-            <w:shd w:fill="EEF4F5" w:color="auto" w:val="clear"/>
-            <w:tcMar>
-              <w:top w:type="dxa" w:w="60"/>
-              <w:left w:type="dxa" w:w="90"/>
-              <w:bottom w:type="dxa" w:w="60"/>
-              <w:right w:type="dxa" w:w="90"/>
-            </w:tcMar>
-            <w:vAlign w:val="top"/>
-          </w:tcPr>
-          <w:p>
-            <w:pPr>
-              <w:spacing w:after="0" w:before="0" w:line="252"/>
-            </w:pPr>
-            <w:r>
-              <w:rPr>
-                <w:b w:val="false"/>
-                <w:bCs w:val="false"/>
-                <w:color w:val="1A2326"/>
-                <w:sz w:val="18"/>
-                <w:szCs w:val="18"/>
-              </w:rPr>
-              <w:t xml:space="preserve">15</w:t>
-            </w:r>
-          </w:p>
-        </w:tc>
-        <w:tc>
-          <w:tcPr>
-            <w:tcW w:type="dxa" w:w="6696"/>
-            <w:shd w:fill="EEF4F5" w:color="auto" w:val="clear"/>
-            <w:tcMar>
-              <w:top w:type="dxa" w:w="60"/>
-              <w:left w:type="dxa" w:w="90"/>
-              <w:bottom w:type="dxa" w:w="60"/>
-              <w:right w:type="dxa" w:w="90"/>
-            </w:tcMar>
-            <w:vAlign w:val="top"/>
-          </w:tcPr>
-          <w:p>
-            <w:pPr>
-              <w:spacing w:after="0" w:before="0" w:line="252"/>
-            </w:pPr>
-            <w:r>
-              <w:rPr>
-                <w:b w:val="false"/>
-                <w:bCs w:val="false"/>
-                <w:color w:val="1A2326"/>
-                <w:sz w:val="18"/>
-                <w:szCs w:val="18"/>
-              </w:rPr>
-              <w:t xml:space="preserve">Completed — a clear glass object; the board showed through it and the glass was not reconstructed</w:t>
-            </w:r>
-          </w:p>
-        </w:tc>
-      </w:tr>
-      <w:tr>
-        <w:trPr>
-          <w:cantSplit/>
-        </w:trPr>
-        <w:tc>
-          <w:tcPr>
-            <w:tcW w:type="dxa" w:w="1584"/>
-            <w:tcMar>
-              <w:top w:type="dxa" w:w="60"/>
-              <w:left w:type="dxa" w:w="90"/>
-              <w:bottom w:type="dxa" w:w="60"/>
-              <w:right w:type="dxa" w:w="90"/>
-            </w:tcMar>
-            <w:vAlign w:val="top"/>
-          </w:tcPr>
-          <w:p>
-            <w:pPr>
-              <w:spacing w:after="0" w:before="0" w:line="252"/>
-            </w:pPr>
-            <w:r>
-              <w:rPr>
-                <w:b/>
-                <w:bCs/>
-                <w:color w:val="1A2326"/>
-                <w:sz w:val="18"/>
-                <w:szCs w:val="18"/>
-              </w:rPr>
-              <w:t xml:space="preserve">334</w:t>
-            </w:r>
-          </w:p>
-        </w:tc>
-        <w:tc>
-          <w:tcPr>
-            <w:tcW w:type="dxa" w:w="1080"/>
-            <w:tcMar>
-              <w:top w:type="dxa" w:w="60"/>
-              <w:left w:type="dxa" w:w="90"/>
-              <w:bottom w:type="dxa" w:w="60"/>
-              <w:right w:type="dxa" w:w="90"/>
-            </w:tcMar>
-            <w:vAlign w:val="top"/>
-          </w:tcPr>
-          <w:p>
-            <w:pPr>
-              <w:spacing w:after="0" w:before="0" w:line="252"/>
-            </w:pPr>
-            <w:r>
-              <w:rPr>
-                <w:b w:val="false"/>
-                <w:bCs w:val="false"/>
-                <w:color w:val="1A2326"/>
-                <w:sz w:val="18"/>
-                <w:szCs w:val="18"/>
-              </w:rPr>
-              <w:t xml:space="preserve">19</w:t>
-            </w:r>
-          </w:p>
-        </w:tc>
-        <w:tc>
-          <w:tcPr>
-            <w:tcW w:type="dxa" w:w="6696"/>
-            <w:tcMar>
-              <w:top w:type="dxa" w:w="60"/>
-              <w:left w:type="dxa" w:w="90"/>
-              <w:bottom w:type="dxa" w:w="60"/>
-              <w:right w:type="dxa" w:w="90"/>
-            </w:tcMar>
-            <w:vAlign w:val="top"/>
-          </w:tcPr>
-          <w:p>
-            <w:pPr>
-              <w:spacing w:after="0" w:before="0" w:line="252"/>
-            </w:pPr>
-            <w:r>
-              <w:rPr>
-                <w:b w:val="false"/>
-                <w:bCs w:val="false"/>
-                <w:color w:val="1A2326"/>
-                <w:sz w:val="18"/>
-                <w:szCs w:val="18"/>
-              </w:rPr>
-              <w:t xml:space="preserve">Failed: board calibration found 2 usable views and needs 3</w:t>
-            </w:r>
-          </w:p>
-        </w:tc>
-      </w:tr>
-      <w:tr>
-        <w:trPr>
-          <w:cantSplit/>
-        </w:trPr>
-        <w:tc>
-          <w:tcPr>
-            <w:tcW w:type="dxa" w:w="1584"/>
-            <w:shd w:fill="EEF4F5" w:color="auto" w:val="clear"/>
-            <w:tcMar>
-              <w:top w:type="dxa" w:w="60"/>
-              <w:left w:type="dxa" w:w="90"/>
-              <w:bottom w:type="dxa" w:w="60"/>
-              <w:right w:type="dxa" w:w="90"/>
-            </w:tcMar>
-            <w:vAlign w:val="top"/>
-          </w:tcPr>
-          <w:p>
-            <w:pPr>
-              <w:spacing w:after="0" w:before="0" w:line="252"/>
-            </w:pPr>
-            <w:r>
-              <w:rPr>
-                <w:b/>
-                <w:bCs/>
-                <w:color w:val="1A2326"/>
-                <w:sz w:val="18"/>
-                <w:szCs w:val="18"/>
-              </w:rPr>
-              <w:t xml:space="preserve">335</w:t>
-            </w:r>
-          </w:p>
-        </w:tc>
-        <w:tc>
-          <w:tcPr>
-            <w:tcW w:type="dxa" w:w="1080"/>
-            <w:shd w:fill="EEF4F5" w:color="auto" w:val="clear"/>
-            <w:tcMar>
-              <w:top w:type="dxa" w:w="60"/>
-              <w:left w:type="dxa" w:w="90"/>
-              <w:bottom w:type="dxa" w:w="60"/>
-              <w:right w:type="dxa" w:w="90"/>
-            </w:tcMar>
-            <w:vAlign w:val="top"/>
-          </w:tcPr>
-          <w:p>
-            <w:pPr>
-              <w:spacing w:after="0" w:before="0" w:line="252"/>
-            </w:pPr>
-            <w:r>
-              <w:rPr>
-                <w:b w:val="false"/>
-                <w:bCs w:val="false"/>
-                <w:color w:val="1A2326"/>
-                <w:sz w:val="18"/>
-                <w:szCs w:val="18"/>
-              </w:rPr>
-              <w:t xml:space="preserve">19</w:t>
-            </w:r>
-          </w:p>
-        </w:tc>
-        <w:tc>
-          <w:tcPr>
-            <w:tcW w:type="dxa" w:w="6696"/>
-            <w:shd w:fill="EEF4F5" w:color="auto" w:val="clear"/>
-            <w:tcMar>
-              <w:top w:type="dxa" w:w="60"/>
-              <w:left w:type="dxa" w:w="90"/>
-              <w:bottom w:type="dxa" w:w="60"/>
-              <w:right w:type="dxa" w:w="90"/>
-            </w:tcMar>
-            <w:vAlign w:val="top"/>
-          </w:tcPr>
-          <w:p>
-            <w:pPr>
-              <w:spacing w:after="0" w:before="0" w:line="252"/>
-            </w:pPr>
-            <w:r>
-              <w:rPr>
-                <w:b w:val="false"/>
-                <w:bCs w:val="false"/>
-                <w:color w:val="1A2326"/>
-                <w:sz w:val="18"/>
-                <w:szCs w:val="18"/>
-              </w:rPr>
-              <w:t xml:space="preserve">Failed in fusion: fitted board tilt 19.65°, over the 2° limit</w:t>
-            </w:r>
-          </w:p>
-        </w:tc>
-      </w:tr>
-      <w:tr>
-        <w:trPr>
-          <w:cantSplit/>
-        </w:trPr>
-        <w:tc>
-          <w:tcPr>
-            <w:tcW w:type="dxa" w:w="1584"/>
-            <w:tcMar>
-              <w:top w:type="dxa" w:w="60"/>
-              <w:left w:type="dxa" w:w="90"/>
-              <w:bottom w:type="dxa" w:w="60"/>
-              <w:right w:type="dxa" w:w="90"/>
-            </w:tcMar>
-            <w:vAlign w:val="top"/>
-          </w:tcPr>
-          <w:p>
-            <w:pPr>
-              <w:spacing w:after="0" w:before="0" w:line="252"/>
-            </w:pPr>
-            <w:r>
-              <w:rPr>
-                <w:b/>
-                <w:bCs/>
-                <w:color w:val="1A2326"/>
-                <w:sz w:val="18"/>
-                <w:szCs w:val="18"/>
-              </w:rPr>
-              <w:t xml:space="preserve">300, 400</w:t>
-            </w:r>
-          </w:p>
-        </w:tc>
-        <w:tc>
-          <w:tcPr>
-            <w:tcW w:type="dxa" w:w="1080"/>
-            <w:tcMar>
-              <w:top w:type="dxa" w:w="60"/>
-              <w:left w:type="dxa" w:w="90"/>
-              <w:bottom w:type="dxa" w:w="60"/>
-              <w:right w:type="dxa" w:w="90"/>
-            </w:tcMar>
-            <w:vAlign w:val="top"/>
-          </w:tcPr>
-          <w:p>
-            <w:pPr>
-              <w:spacing w:after="0" w:before="0" w:line="252"/>
-            </w:pPr>
-            <w:r>
-              <w:rPr>
-                <w:b w:val="false"/>
-                <w:bCs w:val="false"/>
-                <w:color w:val="1A2326"/>
-                <w:sz w:val="18"/>
-                <w:szCs w:val="18"/>
-              </w:rPr>
-              <w:t xml:space="preserve">14, 14</w:t>
-            </w:r>
-          </w:p>
-        </w:tc>
-        <w:tc>
-          <w:tcPr>
-            <w:tcW w:type="dxa" w:w="6696"/>
-            <w:tcMar>
-              <w:top w:type="dxa" w:w="60"/>
-              <w:left w:type="dxa" w:w="90"/>
-              <w:bottom w:type="dxa" w:w="60"/>
-              <w:right w:type="dxa" w:w="90"/>
-            </w:tcMar>
-            <w:vAlign w:val="top"/>
-          </w:tcPr>
-          <w:p>
-            <w:pPr>
-              <w:spacing w:after="0" w:before="0" w:line="252"/>
-            </w:pPr>
-            <w:r>
-              <w:rPr>
-                <w:b w:val="false"/>
-                <w:bCs w:val="false"/>
-                <w:color w:val="1A2326"/>
-                <w:sz w:val="18"/>
-                <w:szCs w:val="18"/>
-              </w:rPr>
-              <w:t xml:space="preserve">Failed in fusion: same cause as 222 (with 222, three tries of the same object)</w:t>
-            </w:r>
-          </w:p>
-        </w:tc>
-      </w:tr>
-      <w:tr>
-        <w:trPr>
-          <w:cantSplit/>
-        </w:trPr>
-        <w:tc>
-          <w:tcPr>
-            <w:tcW w:type="dxa" w:w="1584"/>
-            <w:shd w:fill="EEF4F5" w:color="auto" w:val="clear"/>
-            <w:tcMar>
-              <w:top w:type="dxa" w:w="60"/>
-              <w:left w:type="dxa" w:w="90"/>
-              <w:bottom w:type="dxa" w:w="60"/>
-              <w:right w:type="dxa" w:w="90"/>
-            </w:tcMar>
-            <w:vAlign w:val="top"/>
-          </w:tcPr>
-          <w:p>
-            <w:pPr>
-              <w:spacing w:after="0" w:before="0" w:line="252"/>
-            </w:pPr>
-            <w:r>
-              <w:rPr>
-                <w:b/>
-                <w:bCs/>
-                <w:color w:val="1A2326"/>
-                <w:sz w:val="18"/>
-                <w:szCs w:val="18"/>
-              </w:rPr>
-              <w:t xml:space="preserve">600</w:t>
-            </w:r>
-          </w:p>
-        </w:tc>
-        <w:tc>
-          <w:tcPr>
-            <w:tcW w:type="dxa" w:w="1080"/>
-            <w:shd w:fill="EEF4F5" w:color="auto" w:val="clear"/>
-            <w:tcMar>
-              <w:top w:type="dxa" w:w="60"/>
-              <w:left w:type="dxa" w:w="90"/>
-              <w:bottom w:type="dxa" w:w="60"/>
-              <w:right w:type="dxa" w:w="90"/>
-            </w:tcMar>
-            <w:vAlign w:val="top"/>
-          </w:tcPr>
-          <w:p>
-            <w:pPr>
-              <w:spacing w:after="0" w:before="0" w:line="252"/>
-            </w:pPr>
-            <w:r>
-              <w:rPr>
-                <w:b w:val="false"/>
-                <w:bCs w:val="false"/>
-                <w:color w:val="1A2326"/>
-                <w:sz w:val="18"/>
-                <w:szCs w:val="18"/>
-              </w:rPr>
-              <w:t xml:space="preserve">19</w:t>
-            </w:r>
-          </w:p>
-        </w:tc>
-        <w:tc>
-          <w:tcPr>
-            <w:tcW w:type="dxa" w:w="6696"/>
-            <w:shd w:fill="EEF4F5" w:color="auto" w:val="clear"/>
-            <w:tcMar>
-              <w:top w:type="dxa" w:w="60"/>
-              <w:left w:type="dxa" w:w="90"/>
-              <w:bottom w:type="dxa" w:w="60"/>
-              <w:right w:type="dxa" w:w="90"/>
-            </w:tcMar>
-            <w:vAlign w:val="top"/>
-          </w:tcPr>
-          <w:p>
-            <w:pPr>
-              <w:spacing w:after="0" w:before="0" w:line="252"/>
-            </w:pPr>
-            <w:r>
-              <w:rPr>
-                <w:b w:val="false"/>
-                <w:bCs w:val="false"/>
-                <w:color w:val="1A2326"/>
-                <w:sz w:val="18"/>
-                <w:szCs w:val="18"/>
-              </w:rPr>
-              <w:t xml:space="preserve">Completed — metric, observed fraction 0.16 (Figure 12)</w:t>
-            </w:r>
-          </w:p>
-        </w:tc>
-      </w:tr>
-    </w:tbl>
-    <w:p>
-      <w:pPr>
-        <w:spacing w:after="160" w:before="0"/>
-      </w:pPr>
-    </w:p>
-    <w:p>
-      <w:r>
-        <w:t xml:space="preserve">Still open (O-005): how a browser should reach the cloud deployment. Three questions remain: whether the proxy's token check blocks the browser's preflight request, whether a token inside the app's code is acceptable, and the order code. The deployed service does not check order codes, so today any non-empty code would start a paid GPU run.</w:t>
-      </w:r>
-    </w:p>
-    <w:p>
-      <w:pPr>
-        <w:pStyle w:val="Heading1"/>
-      </w:pPr>
-      <w:r>
-        <w:t xml:space="preserve">11. Testing on Real Data</w:t>
-      </w:r>
-    </w:p>
-    <w:p>
-      <w:pPr>
-        <w:spacing w:after="160" w:before="0"/>
-      </w:pPr>
-      <w:r>
-        <w:rPr>
-          <w:i/>
-          <w:iCs/>
-          <w:color w:val="16697A"/>
-          <w:sz w:val="19"/>
-          <w:szCs w:val="19"/>
-        </w:rPr>
-        <w:t xml:space="preserve">Author: Tabeen</w:t>
-      </w:r>
-    </w:p>
-    <w:p>
-      <w:r>
-        <w:t xml:space="preserve">Every stage passed its unit tests on synthetic data before it merged. When we ran the full chain on all five golden objects and looked at the results (R-17), </w:t>
-      </w:r>
-      <w:r>
-        <w:rPr>
-          <w:b/>
-          <w:bCs/>
-        </w:rPr>
-        <w:t xml:space="preserve">none passed</w:t>
-      </w:r>
-      <w:r>
-        <w:t xml:space="preserve"> a visual check. That was the most useful finding of the month, because it named three specific causes, and each one became its own story with measured numbers (Table 7).</w:t>
-      </w:r>
-    </w:p>
-    <w:p>
-      <w:pPr>
-        <w:pStyle w:val="ListParagraph"/>
-        <w:numPr>
-          <w:ilvl w:val="0"/>
-          <w:numId w:val="2"/>
-        </w:numPr>
-        <w:spacing w:after="80"/>
-      </w:pPr>
-      <w:r>
-        <w:rPr>
-          <w:b/>
-          <w:bCs/>
-        </w:rPr>
-        <w:t xml:space="preserve">Stray low-confidence points (R-20, R-24).</w:t>
-      </w:r>
-      <w:r>
-        <w:t xml:space="preserve"> VGGT gives every pixel a confidence, and the first version kept every pixel. About three quarters of pixels sit at the model's confidence floor. Sweeping the threshold on all five objects showed that almost all of the achievable cleanup happens just above that floor, and that going higher only removes real surface. The threshold is now 1.0001 (D-045), applied to the point cloud, to fusion, and (since R-24) to provenance. Figure 13 shows the effect.</w:t>
-      </w:r>
-    </w:p>
-    <w:p>
-      <w:pPr>
-        <w:pStyle w:val="ListParagraph"/>
-        <w:numPr>
-          <w:ilvl w:val="0"/>
-          <w:numId w:val="2"/>
-        </w:numPr>
-        <w:spacing w:after="80"/>
-      </w:pPr>
-      <w:r>
-        <w:rPr>
-          <w:b/>
-          <w:bCs/>
-        </w:rPr>
-        <w:t xml:space="preserve">The base of every part was cut off (R-21).</w:t>
-      </w:r>
-      <w:r>
-        <w:t xml:space="preserve"> Segmentation assumed the board sat at height zero, but it sat 1–5 mm lower, so the old cut landed 3.6–7.4 mm above the real board. On s-04 that removed a quarter of the part's 30 mm height. Segmentation now fits the real board plane (Section 6.1).</w:t>
-      </w:r>
-    </w:p>
-    <w:p>
-      <w:pPr>
-        <w:pStyle w:val="ListParagraph"/>
-        <w:numPr>
-          <w:ilvl w:val="0"/>
-          <w:numId w:val="2"/>
-        </w:numPr>
-        <w:spacing w:after="80"/>
-      </w:pPr>
-      <w:r>
-        <w:rPr>
-          <w:b/>
-          <w:bCs/>
-        </w:rPr>
-        <w:t xml:space="preserve">Everything comes out too small (R-22).</w:t>
-      </w:r>
-      <w:r>
-        <w:t xml:space="preserve"> The whole scene is 4–9% small because of the focal-length mismatch carried through camera-centre alignment (Section 5.3). R-23 is the fix.</w:t>
-      </w:r>
-    </w:p>
-    <w:p>
-      <w:pPr>
-        <w:keepNext/>
-        <w:spacing w:after="40" w:before="160"/>
-        <w:jc w:val="center"/>
-      </w:pPr>
-      <w:r>
-        <w:drawing>
-          <wp:inline distT="0" distB="0" distL="0" distR="0">
-            <wp:extent cx="4752975" cy="2276475"/>
-            <wp:effectExtent t="0" r="0" b="0" l="0"/>
-            <wp:docPr id="13" name="confidence" descr="Effect of the confidence threshold (R-20) on golden sample s-05's segmented points. (a) Every pixel kept: 17.7% of points lie outside the part's main cluster. (b) Pixels at VGGT's confidence floor removed (threshold 1.0001, D-045): 2.5%. The part kee" title="Figure 13"/>
-            <wp:cNvGraphicFramePr>
-              <a:graphicFrameLocks xmlns:a="http://schemas.openxmlformats.org/drawingml/2006/main" noChangeAspect="1"/>
-            </wp:cNvGraphicFramePr>
-            <a:graphic xmlns:a="http://schemas.openxmlformats.org/drawingml/2006/main">
-              <a:graphicData uri="http://schemas.openxmlformats.org/drawingml/2006/picture">
-                <pic:pic xmlns:pic="http://schemas.openxmlformats.org/drawingml/2006/picture">
-                  <pic:nvPicPr>
-                    <pic:cNvPr id="0" name="" descr=""/>
-                    <pic:cNvPicPr>
-                      <a:picLocks noChangeAspect="1" noChangeArrowheads="1"/>
-                    </pic:cNvPicPr>
-                  </pic:nvPicPr>
-                  <pic:blipFill>
-                    <a:blip r:embed="rId21" cstate="none"/>
-                    <a:srcRect/>
-                    <a:stretch>
-                      <a:fillRect/>
-                    </a:stretch>
-                  </pic:blipFill>
-                  <pic:spPr bwMode="auto">
-                    <a:xfrm>
-                      <a:off x="0" y="0"/>
                       <a:ext cx="4752975" cy="2276475"/>
                     </a:xfrm>
                     <a:prstGeom prst="rect">
@@ -8270,7 +7503,7 @@
           <w:sz w:val="19"/>
           <w:szCs w:val="19"/>
         </w:rPr>
-        <w:t xml:space="preserve">Figure 13. </w:t>
+        <w:t xml:space="preserve">Figure 12. </w:t>
       </w:r>
       <w:r>
         <w:rPr>
@@ -8294,7 +7527,7 @@
           <w:sz w:val="19"/>
           <w:szCs w:val="19"/>
         </w:rPr>
-        <w:t xml:space="preserve">Table 7. </w:t>
+        <w:t xml:space="preserve">Table 6. </w:t>
       </w:r>
       <w:r>
         <w:rPr>
@@ -9366,7 +8599,7 @@
         <w:t xml:space="preserve">Honest status.</w:t>
       </w:r>
       <w:r>
-        <w:t xml:space="preserve"> The fused meshes still do not close into a recognisable part on any of the five objects. Before R-21, only 2 of 5 passed a mesh check, and those were the same padlock under two lightings (R-18). After R-20, every mesh is measurably less noisy (28–48% fewer vertices) but still not a pass. Next is the scale fix (R-23), then a rerun of the mesh check, then the phone-session failures (Section 10.4).</w:t>
+        <w:t xml:space="preserve"> The fused meshes still do not close into a recognisable part on any of the five objects. Before R-21, only 2 of 5 passed a mesh check, and those were the same padlock under two lightings (R-18). After R-20, every mesh is measurably less noisy (28–48% fewer vertices) but still not a pass. Next is the scale fix (R-23), then a rerun of the mesh check, then confirming the EXIF fix on a real device (Section 10.4).</w:t>
       </w:r>
     </w:p>
     <w:p>
@@ -9405,7 +8638,7 @@
           <w:sz w:val="19"/>
           <w:szCs w:val="19"/>
         </w:rPr>
-        <w:t xml:space="preserve">Table 8. </w:t>
+        <w:t xml:space="preserve">Table 7. </w:t>
       </w:r>
       <w:r>
         <w:rPr>
@@ -9413,7 +8646,7 @@
           <w:sz w:val="19"/>
           <w:szCs w:val="19"/>
         </w:rPr>
-        <w:t xml:space="preserve">Progress by the numbers, as of 16 October 2026. C-08 and C-13 are complete and in final review (pull requests #144 and #146).</w:t>
+        <w:t xml:space="preserve">Progress by the numbers, as of 15 October 2026. C-08 and C-13 are each open pull requests (#144 and #146).</w:t>
       </w:r>
     </w:p>
     <w:tbl>
@@ -9577,7 +8810,7 @@
                 <w:sz w:val="18"/>
                 <w:szCs w:val="18"/>
               </w:rPr>
-              <w:t xml:space="preserve">41 of 44 written (foundations, reconstruction, capture)</w:t>
+              <w:t xml:space="preserve">40 of 44 written (foundations, reconstruction, capture)</w:t>
             </w:r>
           </w:p>
         </w:tc>
@@ -9604,7 +8837,7 @@
                 <w:sz w:val="18"/>
                 <w:szCs w:val="18"/>
               </w:rPr>
-              <w:t xml:space="preserve">R-23 (#152) and C-13 (#146) are open pull requests; R-16 is blocked on ground truth, which is now written up as G-01–G-09 (P-24) but not yet executed</w:t>
+              <w:t xml:space="preserve">C-08 and C-13 are each open pull requests; R-16 is blocked on ground truth; R-23 is filed (R-22's finding) but not yet claimed</w:t>
             </w:r>
           </w:p>
         </w:tc>
@@ -9665,7 +8898,7 @@
                 <w:sz w:val="18"/>
                 <w:szCs w:val="18"/>
               </w:rPr>
-              <w:t xml:space="preserve">141 merged</w:t>
+              <w:t xml:space="preserve">130 merged</w:t>
             </w:r>
           </w:p>
         </w:tc>
@@ -9752,7 +8985,7 @@
                 <w:sz w:val="18"/>
                 <w:szCs w:val="18"/>
               </w:rPr>
-              <w:t xml:space="preserve">656 passing</w:t>
+              <w:t xml:space="preserve">585 passing</w:t>
             </w:r>
           </w:p>
         </w:tc>
@@ -9779,7 +9012,7 @@
                 <w:sz w:val="18"/>
                 <w:szCs w:val="18"/>
               </w:rPr>
-              <w:t xml:space="preserve">475 Python and 181 TypeScript, on main (20 Oct); C-13's own branch separately reports 389 Python and 187 TypeScript passing</w:t>
+              <w:t xml:space="preserve">404 Python (1 skipped) and 181 TypeScript, on main; C-13's own branch separately reports 418 Python (1 skipped) and 203 TypeScript passing</w:t>
             </w:r>
           </w:p>
         </w:tc>
@@ -9840,7 +9073,7 @@
                 <w:sz w:val="18"/>
                 <w:szCs w:val="18"/>
               </w:rPr>
-              <w:t xml:space="preserve">48 recorded</w:t>
+              <w:t xml:space="preserve">45 recorded</w:t>
             </w:r>
           </w:p>
         </w:tc>
@@ -9927,7 +9160,7 @@
                 <w:sz w:val="18"/>
                 <w:szCs w:val="18"/>
               </w:rPr>
-              <w:t xml:space="preserve">Foundations 7/7 · Reconstruction 22/24 · Capture 12/13</w:t>
+              <w:t xml:space="preserve">Foundations 7/7 · Reconstruction 22/24 · Capture 11/13</w:t>
             </w:r>
           </w:p>
         </w:tc>
@@ -9954,7 +9187,7 @@
                 <w:sz w:val="18"/>
                 <w:szCs w:val="18"/>
               </w:rPr>
-              <w:t xml:space="preserve">R-23 (#152) and C-13 (#146) are each the one open pull request in their area; R-16 is blocked on ground truth. Inspection, ground-truth and generative-AI stories are written one sprint ahead, so they are not counted yet</w:t>
+              <w:t xml:space="preserve">C-08 and C-13 are each open pull requests in capture; R-23 is filed but not yet claimed in reconstruction; R-16 is blocked on ground truth. Inspection, ground-truth and generative-AI stories are written one sprint ahead, so they are not counted yet</w:t>
             </w:r>
           </w:p>
         </w:tc>
@@ -10000,7 +9233,7 @@
     </w:p>
     <w:p>
       <w:r>
-        <w:t xml:space="preserve">Figure 14 compares the sprint plan with what actually happened, and Table 9 lists the milestones.</w:t>
+        <w:t xml:space="preserve">Figure 13 compares the sprint plan with what actually happened, and Table 8 lists the milestones.</w:t>
       </w:r>
     </w:p>
     <w:p>
@@ -10014,7 +9247,7 @@
           <wp:inline distT="0" distB="0" distL="0" distR="0">
             <wp:extent cx="5943600" cy="2638425"/>
             <wp:effectExtent t="0" r="0" b="0" l="0"/>
-            <wp:docPr id="14" name="timeline" descr="Plan versus actual, September to December. Outlined bars are the sprint plan; solid teal bars are completed work; the dashed amber box is the next step on the real-data fixes; dashed red boxes are work that was planned to have started but has not. Di" title="Figure 14"/>
+            <wp:docPr id="13" name="timeline" descr="Plan versus actual, September to December. Outlined bars are the sprint plan; solid teal bars are completed work; the dashed amber box is the next step on the real-data fixes; dashed red boxes are work that was planned to have started but has not. Di" title="Figure 13"/>
             <wp:cNvGraphicFramePr>
               <a:graphicFrameLocks xmlns:a="http://schemas.openxmlformats.org/drawingml/2006/main" noChangeAspect="1"/>
             </wp:cNvGraphicFramePr>
@@ -10028,7 +9261,7 @@
                     </pic:cNvPicPr>
                   </pic:nvPicPr>
                   <pic:blipFill>
-                    <a:blip r:embed="rId22" cstate="none"/>
+                    <a:blip r:embed="rId21" cstate="none"/>
                     <a:srcRect/>
                     <a:stretch>
                       <a:fillRect/>
@@ -10062,7 +9295,7 @@
           <w:sz w:val="19"/>
           <w:szCs w:val="19"/>
         </w:rPr>
-        <w:t xml:space="preserve">Figure 14. </w:t>
+        <w:t xml:space="preserve">Figure 13. </w:t>
       </w:r>
       <w:r>
         <w:rPr>
@@ -10070,7 +9303,7 @@
           <w:sz w:val="19"/>
           <w:szCs w:val="19"/>
         </w:rPr>
-        <w:t xml:space="preserve">Plan versus actual, September to December. Outlined bars are the sprint plan; solid teal bars are completed work; the dashed amber box is the next step on the real-data fixes; dashed red boxes are work that was planned to have started but has not. Diamonds mark the sprint-gate milestones and the dashed red line marks 16 October.</w:t>
+        <w:t xml:space="preserve">Plan versus actual, September to December. Outlined bars are the sprint plan; solid teal bars are completed work; the dashed amber box is the next step on the real-data fixes; dashed red boxes are work that was planned to have started but has not. Diamonds mark the sprint-gate milestones. (This chart is inherited from the midterm slide deck and has not yet been redrawn for this report’s 15 October cutoff: it still marks Today as 16 October and shows the capture app as fully done through that date. Table 8 and the text in this section are the corrected, cutoff-accurate figures; treat the chart as approximate until it is redrawn.)</w:t>
       </w:r>
     </w:p>
     <w:p>
@@ -10086,7 +9319,7 @@
           <w:sz w:val="19"/>
           <w:szCs w:val="19"/>
         </w:rPr>
-        <w:t xml:space="preserve">Table 9. </w:t>
+        <w:t xml:space="preserve">Table 8. </w:t>
       </w:r>
       <w:r>
         <w:rPr>
@@ -10094,7 +9327,7 @@
           <w:sz w:val="19"/>
           <w:szCs w:val="19"/>
         </w:rPr>
-        <w:t xml:space="preserve">Milestones from the sprint plan, with status on 16 October.</w:t>
+        <w:t xml:space="preserve">Milestones from the sprint plan, with status on 15 October.</w:t>
       </w:r>
     </w:p>
     <w:tbl>
@@ -10341,7 +9574,7 @@
                 <w:sz w:val="18"/>
                 <w:szCs w:val="18"/>
               </w:rPr>
-              <w:t xml:space="preserve">Demonstrated 16 Oct (C-13's own device check), about three weeks late, with the service on the M2 Max rather than the cloud GPU; formally closes when pull request #146 merges</w:t>
+              <w:t xml:space="preserve">Not yet demonstrated — already 3 weeks late. C-13 (#146), which connects the app to the service, is open; its first real-phone attempt is Section 10</w:t>
             </w:r>
           </w:p>
         </w:tc>
@@ -11083,7 +10316,7 @@
           <w:sz w:val="19"/>
           <w:szCs w:val="19"/>
         </w:rPr>
-        <w:t xml:space="preserve">Table 10. </w:t>
+        <w:t xml:space="preserve">Table 9. </w:t>
       </w:r>
       <w:r>
         <w:rPr>
@@ -11284,7 +10517,7 @@
                 <w:sz w:val="18"/>
                 <w:szCs w:val="18"/>
               </w:rPr>
-              <w:t xml:space="preserve">Anchor scale on the board; find why 5 of 7 phone sessions failed; capture at the camera's full resolution</w:t>
+              <w:t xml:space="preserve">Anchor scale on the board (R-23); confirm the EXIF fix (D-050) on a real device; capture at the camera's full resolution</w:t>
             </w:r>
           </w:p>
         </w:tc>
@@ -11311,7 +10544,7 @@
                 <w:sz w:val="18"/>
                 <w:szCs w:val="18"/>
               </w:rPr>
-              <w:t xml:space="preserve">R-23 (#152) + new</w:t>
+              <w:t xml:space="preserve">R-23 + new</w:t>
             </w:r>
           </w:p>
         </w:tc>
@@ -12379,7 +11612,7 @@
     </w:p>
     <w:p>
       <w:r>
-        <w:t xml:space="preserve">Every story in the three product lanes, with its owner and state on 20 October 2026 (from the backlog index in the repository [20]). F = foundations, R = reconstruction engine, C = capture app — these are the delivery lanes the Progress table in Section 12 counts. Since 16 October the team also tracks its own process work as a fourth lane, P — planning (D-052): 25 stories, 21 of them already Done, covering the proposal, the sprint plan, the decisions log, this report (P-21) and the midterm deck (P-20), audits, and the operating-manual refresh (Section numbers unaffected; listing all 25 here would roughly double this appendix for little reader benefit, so only the three product lanes are listed in full). Ground truth has also been scoped into nine stories (G-01–G-09, P-24), all still Blocked or Ready because the printed specimens and calipers it needs have not arrived; and inspection into five (I-01–I-05, P-25, pull request #159, not yet merged). Generative-AI (A) stories still exist as titles only, written one sprint ahead (Section 14).</w:t>
+        <w:t xml:space="preserve">Every story written so far, with its owner and state on 15 October 2026 (from the backlog index in the repository [20]). F = foundations, R = reconstruction engine, C = capture app. Inspection (I), ground-truth (G) and generative-AI (A) stories exist as titles and are written one sprint ahead.</w:t>
       </w:r>
     </w:p>
     <w:p>
@@ -12395,7 +11628,7 @@
           <w:sz w:val="19"/>
           <w:szCs w:val="19"/>
         </w:rPr>
-        <w:t xml:space="preserve">Table 11. </w:t>
+        <w:t xml:space="preserve">Table 10. </w:t>
       </w:r>
       <w:r>
         <w:rPr>
@@ -15959,7 +15192,7 @@
                 <w:sz w:val="17"/>
                 <w:szCs w:val="17"/>
               </w:rPr>
-              <w:t xml:space="preserve">@mbj1994</w:t>
+              <w:t xml:space="preserve">—</w:t>
             </w:r>
           </w:p>
         </w:tc>
@@ -15987,7 +15220,7 @@
                 <w:sz w:val="17"/>
                 <w:szCs w:val="17"/>
               </w:rPr>
-              <w:t xml:space="preserve">In review (#152)</w:t>
+              <w:t xml:space="preserve">Ready</w:t>
             </w:r>
           </w:p>
         </w:tc>
@@ -17020,7 +16253,7 @@
                 <w:sz w:val="17"/>
                 <w:szCs w:val="17"/>
               </w:rPr>
-              <w:t xml:space="preserve">Done</w:t>
+              <w:t xml:space="preserve">In review (#144)</w:t>
             </w:r>
           </w:p>
         </w:tc>

--- a/submissions/midterm-report-draft.docx
+++ b/submissions/midterm-report-draft.docx
@@ -1758,7 +1758,7 @@
                 <w:sz w:val="18"/>
                 <w:szCs w:val="18"/>
               </w:rPr>
-              <w:t xml:space="preserve">Built, except VLM</w:t>
+              <w:t xml:space="preserve">Components built; end-to-end phone connection not yet confirmed; VLM not built</w:t>
             </w:r>
           </w:p>
         </w:tc>
@@ -2624,7 +2624,7 @@
         <w:t xml:space="preserve">Stage 1</w:t>
       </w:r>
       <w:r>
-        <w:t xml:space="preserve"> finds the printed board in every photo and solves where the camera was, in millimetres (Section 5).</w:t>
+        <w:t xml:space="preserve"> detects the printed board in each photo and, where enough of its corners are found, solves where the camera was, in millimetres (Section 5).</w:t>
       </w:r>
     </w:p>
     <w:p>
@@ -2794,7 +2794,7 @@
           <w:sz w:val="19"/>
           <w:szCs w:val="19"/>
         </w:rPr>
-        <w:t xml:space="preserve">ProofShape system overview. The capture app (left) talks to the reconstruction service (right) through a frozen HTTPS API, and the eight service stages run in order on every finished session. The bottom row lists the four foundations built first, so that three people could work in parallel (Section 3.1). Everything drawn here is built; Tier 2 inspection and the generative-AI components are not.</w:t>
+        <w:t xml:space="preserve">ProofShape system overview. The capture app (left) talks to the reconstruction service (right) through a frozen HTTPS API, and the eight service stages run in order on every finished session. The bottom row lists the four foundations built first, so that three people could work in parallel (Section 3.1). Every component drawn here is built, but the live link between the capture app and the service had not yet been confirmed on a real phone by 15 October (Section 10.3). Tier 2 inspection and the generative-AI components are not built.</w:t>
       </w:r>
     </w:p>
     <w:p>
@@ -4115,7 +4115,7 @@
     </w:p>
     <w:p>
       <w:r>
-        <w:t xml:space="preserve">A separate check (R-05) compares three independent scale sources as ratios to the board pitch (D-039), and flags the session if any two disagree by more than about 2%. The three sources are the printed board pitch, an optional caliper reading, and the CAD registration residual. The 2% is a team rule, not a measured value. Nothing feeds the check yet: there is no caliper entry in the app and no CAD registration.</w:t>
+        <w:t xml:space="preserve">A separate check (R-05) compares three scale sources, each expressed as a ratio to the board pitch (D-039), and flags the session if any two disagree by more than about 2%. The three sources are the printed board pitch, an optional caliper reading, and the CAD registration residual. The 2% is a team rule, not a measured value. Nothing feeds the check yet: there is no caliper entry in the app and no CAD registration.</w:t>
       </w:r>
     </w:p>
     <w:p>

--- a/submissions/midterm-report-draft.docx
+++ b/submissions/midterm-report-draft.docx
@@ -262,7 +262,7 @@
                 <w:sz w:val="21"/>
                 <w:szCs w:val="21"/>
               </w:rPr>
-              <w:t xml:space="preserve">Yashi [surname]</w:t>
+              <w:t xml:space="preserve">Yashi Dalwala</w:t>
             </w:r>
           </w:p>
         </w:tc>
@@ -2336,7 +2336,7 @@
                 <w:sz w:val="18"/>
                 <w:szCs w:val="18"/>
               </w:rPr>
-              <w:t xml:space="preserve">Yashi [surname]</w:t>
+              <w:t xml:space="preserve">Yashi Dalwala</w:t>
             </w:r>
           </w:p>
           <w:p>
@@ -2379,7 +2379,7 @@
                 <w:sz w:val="18"/>
                 <w:szCs w:val="18"/>
               </w:rPr>
-              <w:t xml:space="preserve">[ID]</w:t>
+              <w:t xml:space="preserve">164054</w:t>
             </w:r>
           </w:p>
         </w:tc>

--- a/submissions/midterm-report-draft.docx
+++ b/submissions/midterm-report-draft.docx
@@ -129,7 +129,7 @@
                 <w:sz w:val="21"/>
                 <w:szCs w:val="21"/>
               </w:rPr>
-              <w:t xml:space="preserve">Student ID: ______________</w:t>
+              <w:t xml:space="preserve">Student ID: 163965</w:t>
             </w:r>
           </w:p>
         </w:tc>
@@ -287,7 +287,7 @@
                 <w:sz w:val="21"/>
                 <w:szCs w:val="21"/>
               </w:rPr>
-              <w:t xml:space="preserve">Student ID: ______________</w:t>
+              <w:t xml:space="preserve">Student ID: 164054</w:t>
             </w:r>
           </w:p>
         </w:tc>
@@ -2509,7 +2509,7 @@
                 <w:sz w:val="18"/>
                 <w:szCs w:val="18"/>
               </w:rPr>
-              <w:t xml:space="preserve">[ID]</w:t>
+              <w:t xml:space="preserve">163965</w:t>
             </w:r>
           </w:p>
         </w:tc>

--- a/submissions/midterm-report-draft.docx
+++ b/submissions/midterm-report-draft.docx
@@ -9245,9 +9245,9 @@
       <w:r>
         <w:drawing>
           <wp:inline distT="0" distB="0" distL="0" distR="0">
-            <wp:extent cx="5943600" cy="2638425"/>
+            <wp:extent cx="5943600" cy="2762250"/>
             <wp:effectExtent t="0" r="0" b="0" l="0"/>
-            <wp:docPr id="13" name="timeline" descr="Plan versus actual, September to December. Outlined bars are the sprint plan; solid teal bars are completed work; the dashed amber box is the next step on the real-data fixes; dashed red boxes are work that was planned to have started but has not. Di" title="Figure 13"/>
+            <wp:docPr id="13" name="timeline" descr="Plan versus actual, September to December, as of the 15 October cutoff (the dashed Today line). Outlined bars are the sprint plan, with dashed red outlines where that work is behind plan. Solid bars are actual work, none extending past the cutoff: te" title="Figure 13"/>
             <wp:cNvGraphicFramePr>
               <a:graphicFrameLocks xmlns:a="http://schemas.openxmlformats.org/drawingml/2006/main" noChangeAspect="1"/>
             </wp:cNvGraphicFramePr>
@@ -9270,7 +9270,7 @@
                   <pic:spPr bwMode="auto">
                     <a:xfrm>
                       <a:off x="0" y="0"/>
-                      <a:ext cx="5943600" cy="2638425"/>
+                      <a:ext cx="5943600" cy="2762250"/>
                     </a:xfrm>
                     <a:prstGeom prst="rect">
                       <a:avLst/>
@@ -9303,7 +9303,7 @@
           <w:sz w:val="19"/>
           <w:szCs w:val="19"/>
         </w:rPr>
-        <w:t xml:space="preserve">Plan versus actual, September to December. Outlined bars are the sprint plan; solid teal bars are completed work; the dashed amber box is the next step on the real-data fixes; dashed red boxes are work that was planned to have started but has not. Diamonds mark the sprint-gate milestones. (This chart is inherited from the midterm slide deck and has not yet been redrawn for this report’s 15 October cutoff: it still marks Today as 16 October and shows the capture app as fully done through that date. Table 8 and the text in this section are the corrected, cutoff-accurate figures; treat the chart as approximate until it is redrawn.)</w:t>
+        <w:t xml:space="preserve">Plan versus actual, September to December, as of the 15 October cutoff (the dashed Today line). Outlined bars are the sprint plan, with dashed red outlines where that work is behind plan. Solid bars are actual work, none extending past the cutoff: teal is done and amber is in progress. The short red mark on the phone-to-service row is the first real-phone attempt on 15 October (Section 10.3). Diamonds mark the sprint-gate milestones. Cropped from the midterm deck's timeline slide (P-20).</w:t>
       </w:r>
     </w:p>
     <w:p>

--- a/submissions/midterm-report-draft.docx
+++ b/submissions/midterm-report-draft.docx
@@ -183,7 +183,7 @@
                 <w:sz w:val="21"/>
                 <w:szCs w:val="21"/>
               </w:rPr>
-              <w:t xml:space="preserve">Mamadou [surname]</w:t>
+              <w:t xml:space="preserve">Mamadou</w:t>
             </w:r>
           </w:p>
         </w:tc>
@@ -329,32 +329,6 @@
           <w:szCs w:val="22"/>
         </w:rPr>
         <w:t xml:space="preserve">San Francisco Bay University · Fall 2026</w:t>
-      </w:r>
-    </w:p>
-    <w:p>
-      <w:pPr>
-        <w:spacing w:after="60"/>
-      </w:pPr>
-      <w:r>
-        <w:rPr>
-          <w:color w:val="1A2326"/>
-          <w:sz w:val="22"/>
-          <w:szCs w:val="22"/>
-        </w:rPr>
-        <w:t xml:space="preserve">Instructor: [instructor name]</w:t>
-      </w:r>
-    </w:p>
-    <w:p>
-      <w:pPr>
-        <w:spacing w:after="60"/>
-      </w:pPr>
-      <w:r>
-        <w:rPr>
-          <w:color w:val="1A2326"/>
-          <w:sz w:val="22"/>
-          <w:szCs w:val="22"/>
-        </w:rPr>
-        <w:t xml:space="preserve">Submitted: [date], October 2026</w:t>
       </w:r>
     </w:p>
     <w:p>
@@ -2207,7 +2181,7 @@
                 <w:sz w:val="18"/>
                 <w:szCs w:val="18"/>
               </w:rPr>
-              <w:t xml:space="preserve">Mamadou [surname]</w:t>
+              <w:t xml:space="preserve">Mamadou</w:t>
             </w:r>
           </w:p>
           <w:p>
@@ -2241,16 +2215,6 @@
             <w:pPr>
               <w:spacing w:after="0" w:before="0" w:line="252"/>
             </w:pPr>
-            <w:r>
-              <w:rPr>
-                <w:b w:val="false"/>
-                <w:bCs w:val="false"/>
-                <w:color w:val="1A2326"/>
-                <w:sz w:val="18"/>
-                <w:szCs w:val="18"/>
-              </w:rPr>
-              <w:t xml:space="preserve">[ID]</w:t>
-            </w:r>
           </w:p>
         </w:tc>
         <w:tc>
